--- a/PROJETO PIM.docx
+++ b/PROJETO PIM.docx
@@ -534,10 +534,6 @@
             <w:r>
               <w:rPr>
                 <w:rFonts w:eastAsia="Calibri" w:cs="Arial"/>
-                <w:kern w:val="0"/>
-                <w:sz w:val="22"/>
-                <w:szCs w:val="22"/>
-                <w:lang w:val="en-US" w:eastAsia="en-US" w:bidi="ar-SA"/>
               </w:rPr>
             </w:r>
           </w:p>
@@ -616,10 +612,6 @@
             <w:r>
               <w:rPr>
                 <w:rFonts w:eastAsia="Calibri" w:cs="Arial"/>
-                <w:kern w:val="0"/>
-                <w:sz w:val="22"/>
-                <w:szCs w:val="22"/>
-                <w:lang w:val="en-US" w:eastAsia="en-US" w:bidi="ar-SA"/>
               </w:rPr>
             </w:r>
           </w:p>
@@ -698,10 +690,6 @@
             <w:r>
               <w:rPr>
                 <w:rFonts w:eastAsia="Calibri" w:cs="Arial"/>
-                <w:kern w:val="0"/>
-                <w:sz w:val="22"/>
-                <w:szCs w:val="22"/>
-                <w:lang w:val="en-US" w:eastAsia="en-US" w:bidi="ar-SA"/>
               </w:rPr>
             </w:r>
           </w:p>
@@ -784,10 +772,6 @@
             <w:r>
               <w:rPr>
                 <w:rFonts w:eastAsia="Calibri" w:cs="Arial"/>
-                <w:kern w:val="0"/>
-                <w:sz w:val="22"/>
-                <w:szCs w:val="22"/>
-                <w:lang w:val="en-US" w:eastAsia="en-US" w:bidi="ar-SA"/>
               </w:rPr>
             </w:r>
           </w:p>
@@ -21279,6 +21263,24 @@
     <w:p>
       <w:pPr>
         <w:pStyle w:val="Normal"/>
+        <w:rPr>
+          <w:rFonts w:ascii="Times New Roman" w:hAnsi="Times New Roman"/>
+          <w:sz w:val="24"/>
+          <w:szCs w:val="24"/>
+        </w:rPr>
+      </w:pPr>
+      <w:r>
+        <w:rPr>
+          <w:rFonts w:ascii="Times New Roman" w:hAnsi="Times New Roman"/>
+          <w:sz w:val="24"/>
+          <w:szCs w:val="24"/>
+        </w:rPr>
+        <w:t>Diagrama de Classe modelo conceitual – Uso do Estereotipo</w:t>
+      </w:r>
+    </w:p>
+    <w:p>
+      <w:pPr>
+        <w:pStyle w:val="Normal"/>
         <w:spacing w:before="40" w:after="0"/>
         <w:contextualSpacing/>
         <w:jc w:val="center"/>
@@ -25665,7 +25667,7 @@
         <w:szCs w:val="24"/>
         <w:color w:val="323E4F"/>
       </w:rPr>
-      <w:t>50</w:t>
+      <w:t>44</w:t>
     </w:r>
     <w:r>
       <w:rPr>
@@ -25804,7 +25806,7 @@
         <w:szCs w:val="24"/>
         <w:color w:val="323E4F"/>
       </w:rPr>
-      <w:t>50</w:t>
+      <w:t>44</w:t>
     </w:r>
     <w:r>
       <w:rPr>
